--- a/Курс 3/DevOps/ИД23-1_МасловАН_Отчёт по проекту.docx
+++ b/Курс 3/DevOps/ИД23-1_МасловАН_Отчёт по проекту.docx
@@ -4641,10 +4641,10 @@
         </w:rPr>
         <w:lastRenderedPageBreak/>
         <w:drawing>
-          <wp:inline distT="0" distB="0" distL="0" distR="0" wp14:anchorId="10F1E1E0" wp14:editId="58E16867">
-            <wp:extent cx="5940425" cy="3040380"/>
-            <wp:effectExtent l="0" t="0" r="3175" b="7620"/>
-            <wp:docPr id="722855395" name="Рисунок 1"/>
+          <wp:inline distT="0" distB="0" distL="0" distR="0" wp14:anchorId="3E28941B" wp14:editId="230857EB">
+            <wp:extent cx="5940425" cy="3002915"/>
+            <wp:effectExtent l="0" t="0" r="3175" b="6985"/>
+            <wp:docPr id="380659936" name="Рисунок 1"/>
             <wp:cNvGraphicFramePr>
               <a:graphicFrameLocks xmlns:a="http://schemas.openxmlformats.org/drawingml/2006/main" noChangeAspect="1"/>
             </wp:cNvGraphicFramePr>
@@ -4652,7 +4652,7 @@
               <a:graphicData uri="http://schemas.openxmlformats.org/drawingml/2006/picture">
                 <pic:pic xmlns:pic="http://schemas.openxmlformats.org/drawingml/2006/picture">
                   <pic:nvPicPr>
-                    <pic:cNvPr id="722855395" name=""/>
+                    <pic:cNvPr id="380659936" name=""/>
                     <pic:cNvPicPr/>
                   </pic:nvPicPr>
                   <pic:blipFill>
@@ -4664,7 +4664,7 @@
                   <pic:spPr>
                     <a:xfrm>
                       <a:off x="0" y="0"/>
-                      <a:ext cx="5940425" cy="3040380"/>
+                      <a:ext cx="5940425" cy="3002915"/>
                     </a:xfrm>
                     <a:prstGeom prst="rect">
                       <a:avLst/>
@@ -4700,7 +4700,6 @@
           <w:rFonts w:ascii="Times New Roman" w:hAnsi="Times New Roman" w:cs="Times New Roman"/>
           <w:sz w:val="28"/>
           <w:szCs w:val="28"/>
-          <w:lang w:val="en-US"/>
         </w:rPr>
         <w:t>1</w:t>
       </w:r>
@@ -4710,7 +4709,31 @@
           <w:sz w:val="28"/>
           <w:szCs w:val="28"/>
         </w:rPr>
-        <w:t>. Схема обновления при компрометации доверенного источника обновления</w:t>
+        <w:t>. Схема обновления</w:t>
+      </w:r>
+      <w:r>
+        <w:rPr>
+          <w:rFonts w:ascii="Times New Roman" w:hAnsi="Times New Roman" w:cs="Times New Roman"/>
+          <w:sz w:val="28"/>
+          <w:szCs w:val="28"/>
+        </w:rPr>
+        <w:t xml:space="preserve"> и последствий</w:t>
+      </w:r>
+      <w:r>
+        <w:rPr>
+          <w:rFonts w:ascii="Times New Roman" w:hAnsi="Times New Roman" w:cs="Times New Roman"/>
+          <w:sz w:val="28"/>
+          <w:szCs w:val="28"/>
+        </w:rPr>
+        <w:t xml:space="preserve"> при компрометации доверенного источника обновления</w:t>
+      </w:r>
+      <w:r>
+        <w:rPr>
+          <w:rFonts w:ascii="Times New Roman" w:hAnsi="Times New Roman" w:cs="Times New Roman"/>
+          <w:sz w:val="28"/>
+          <w:szCs w:val="28"/>
+        </w:rPr>
+        <w:t xml:space="preserve"> без активной защиты</w:t>
       </w:r>
     </w:p>
     <w:p>
@@ -7615,10 +7638,10 @@
         </w:rPr>
         <w:lastRenderedPageBreak/>
         <w:drawing>
-          <wp:inline distT="0" distB="0" distL="0" distR="0" wp14:anchorId="2D12FD55" wp14:editId="0F4624C8">
-            <wp:extent cx="5940425" cy="3513455"/>
-            <wp:effectExtent l="0" t="0" r="3175" b="0"/>
-            <wp:docPr id="1842297707" name="Рисунок 1"/>
+          <wp:inline distT="0" distB="0" distL="0" distR="0" wp14:anchorId="25B6255C" wp14:editId="0A26F50F">
+            <wp:extent cx="5940425" cy="3499485"/>
+            <wp:effectExtent l="0" t="0" r="3175" b="5715"/>
+            <wp:docPr id="644762059" name="Рисунок 1"/>
             <wp:cNvGraphicFramePr>
               <a:graphicFrameLocks xmlns:a="http://schemas.openxmlformats.org/drawingml/2006/main" noChangeAspect="1"/>
             </wp:cNvGraphicFramePr>
@@ -7626,7 +7649,7 @@
               <a:graphicData uri="http://schemas.openxmlformats.org/drawingml/2006/picture">
                 <pic:pic xmlns:pic="http://schemas.openxmlformats.org/drawingml/2006/picture">
                   <pic:nvPicPr>
-                    <pic:cNvPr id="1842297707" name=""/>
+                    <pic:cNvPr id="644762059" name=""/>
                     <pic:cNvPicPr/>
                   </pic:nvPicPr>
                   <pic:blipFill>
@@ -7638,7 +7661,7 @@
                   <pic:spPr>
                     <a:xfrm>
                       <a:off x="0" y="0"/>
-                      <a:ext cx="5940425" cy="3513455"/>
+                      <a:ext cx="5940425" cy="3499485"/>
                     </a:xfrm>
                     <a:prstGeom prst="rect">
                       <a:avLst/>
@@ -7723,7 +7746,6 @@
           <w:bCs/>
           <w:sz w:val="32"/>
           <w:szCs w:val="32"/>
-          <w:lang w:val="en-US"/>
         </w:rPr>
       </w:pPr>
       <w:r>
@@ -8009,18 +8031,9 @@
           <w:sz w:val="28"/>
           <w:szCs w:val="28"/>
         </w:rPr>
-        <w:t>ngin</w:t>
-      </w:r>
-      <w:proofErr w:type="spellEnd"/>
-      <w:r>
-        <w:rPr>
-          <w:rStyle w:val="ac"/>
-          <w:rFonts w:ascii="Times New Roman" w:hAnsi="Times New Roman" w:cs="Times New Roman"/>
-          <w:sz w:val="28"/>
-          <w:szCs w:val="28"/>
-        </w:rPr>
-        <w:t>x</w:t>
-      </w:r>
+        <w:t>nginx</w:t>
+      </w:r>
+      <w:proofErr w:type="spellEnd"/>
       <w:r>
         <w:rPr>
           <w:rFonts w:ascii="Times New Roman" w:hAnsi="Times New Roman" w:cs="Times New Roman"/>
@@ -19743,6 +19756,7 @@
   <w:style w:type="character" w:default="1" w:styleId="a0">
     <w:name w:val="Default Paragraph Font"/>
     <w:uiPriority w:val="1"/>
+    <w:semiHidden/>
     <w:unhideWhenUsed/>
   </w:style>
   <w:style w:type="table" w:default="1" w:styleId="a1">
